--- a/docs/2 - StreetTrack.docx
+++ b/docs/2 - StreetTrack.docx
@@ -50,7 +50,7 @@
         </w:rPr>
         <w:t xml:space="preserve">After </w:t>
       </w:r>
-      <w:hyperlink w:history="1" r:id="rIdj_waxyqks0hssnis3lcbr">
+      <w:hyperlink w:history="1" r:id="rIdhbgwssvwwbi58wxwint8p">
         <w:r>
           <w:rPr>
             <w:rFonts w:ascii="Arial" w:cs="Arial" w:eastAsia="Arial" w:hAnsi="Arial"/>
@@ -204,7 +204,7 @@
         <w:rPr>
           <w:rFonts w:ascii="Arial" w:cs="Arial" w:eastAsia="Arial" w:hAnsi="Arial"/>
         </w:rPr>
-        <w:t xml:space="preserve"> and the Google key in </w:t>
+        <w:t xml:space="preserve"> and a Google key in </w:t>
       </w:r>
       <w:r>
         <w:rPr>
@@ -218,7 +218,19 @@
         <w:rPr>
           <w:rFonts w:ascii="Arial" w:cs="Arial" w:eastAsia="Arial" w:hAnsi="Arial"/>
         </w:rPr>
-        <w:t xml:space="preserve">.</w:t>
+        <w:t xml:space="preserve"> (</w:t>
+      </w:r>
+      <w:r>
+        <w:rPr>
+          <w:rFonts w:ascii="Arial" w:cs="Arial" w:eastAsia="Arial" w:hAnsi="Arial"/>
+        </w:rPr>
+        <w:t xml:space="preserve">how to get your own</w:t>
+      </w:r>
+      <w:r>
+        <w:rPr>
+          <w:rFonts w:ascii="Arial" w:cs="Arial" w:eastAsia="Arial" w:hAnsi="Arial"/>
+        </w:rPr>
+        <w:t xml:space="preserve">).</w:t>
       </w:r>
     </w:p>
     <w:p>
@@ -314,7 +326,7 @@
         </w:rPr>
         <w:t xml:space="preserve"> numbers from </w:t>
       </w:r>
-      <w:hyperlink w:history="1" r:id="rIdux282qp0h_s5lnmz9kzll">
+      <w:hyperlink w:history="1" r:id="rIded7ocsl3xjwyguftj0spl">
         <w:r>
           <w:rPr>
             <w:rFonts w:ascii="Arial" w:cs="Arial" w:eastAsia="Arial" w:hAnsi="Arial"/>

--- a/docs/2 - StreetTrack.docx
+++ b/docs/2 - StreetTrack.docx
@@ -50,7 +50,7 @@
         </w:rPr>
         <w:t xml:space="preserve">After </w:t>
       </w:r>
-      <w:hyperlink w:history="1" r:id="rIdhbgwssvwwbi58wxwint8p">
+      <w:hyperlink w:history="1" r:id="rIdpnpiv8udf2iv4t71_zlet">
         <w:r>
           <w:rPr>
             <w:rFonts w:ascii="Arial" w:cs="Arial" w:eastAsia="Arial" w:hAnsi="Arial"/>
@@ -326,7 +326,7 @@
         </w:rPr>
         <w:t xml:space="preserve"> numbers from </w:t>
       </w:r>
-      <w:hyperlink w:history="1" r:id="rIded7ocsl3xjwyguftj0spl">
+      <w:hyperlink w:history="1" r:id="rIdwo7sco7tol_rruizzjo6r">
         <w:r>
           <w:rPr>
             <w:rFonts w:ascii="Arial" w:cs="Arial" w:eastAsia="Arial" w:hAnsi="Arial"/>

--- a/docs/2 - StreetTrack.docx
+++ b/docs/2 - StreetTrack.docx
@@ -50,7 +50,7 @@
         </w:rPr>
         <w:t xml:space="preserve">After </w:t>
       </w:r>
-      <w:hyperlink w:history="1" r:id="rIdpnpiv8udf2iv4t71_zlet">
+      <w:hyperlink w:history="1" r:id="rIddehwofbdzr7ldpdeadqxw">
         <w:r>
           <w:rPr>
             <w:rFonts w:ascii="Arial" w:cs="Arial" w:eastAsia="Arial" w:hAnsi="Arial"/>
@@ -326,7 +326,7 @@
         </w:rPr>
         <w:t xml:space="preserve"> numbers from </w:t>
       </w:r>
-      <w:hyperlink w:history="1" r:id="rIdwo7sco7tol_rruizzjo6r">
+      <w:hyperlink w:history="1" r:id="rIdgdzesk-vvispjckhyigbp">
         <w:r>
           <w:rPr>
             <w:rFonts w:ascii="Arial" w:cs="Arial" w:eastAsia="Arial" w:hAnsi="Arial"/>

--- a/docs/2 - StreetTrack.docx
+++ b/docs/2 - StreetTrack.docx
@@ -50,7 +50,7 @@
         </w:rPr>
         <w:t xml:space="preserve">After </w:t>
       </w:r>
-      <w:hyperlink w:history="1" r:id="rIddehwofbdzr7ldpdeadqxw">
+      <w:hyperlink w:history="1" r:id="rIdyuvqjeycl8jmffjj5lwou">
         <w:r>
           <w:rPr>
             <w:rFonts w:ascii="Arial" w:cs="Arial" w:eastAsia="Arial" w:hAnsi="Arial"/>
@@ -326,7 +326,7 @@
         </w:rPr>
         <w:t xml:space="preserve"> numbers from </w:t>
       </w:r>
-      <w:hyperlink w:history="1" r:id="rIdgdzesk-vvispjckhyigbp">
+      <w:hyperlink w:history="1" r:id="rIdx6xaikj7qs9ukn1psvw_o">
         <w:r>
           <w:rPr>
             <w:rFonts w:ascii="Arial" w:cs="Arial" w:eastAsia="Arial" w:hAnsi="Arial"/>

--- a/docs/2 - StreetTrack.docx
+++ b/docs/2 - StreetTrack.docx
@@ -50,7 +50,7 @@
         </w:rPr>
         <w:t xml:space="preserve">After </w:t>
       </w:r>
-      <w:hyperlink w:history="1" r:id="rIdyuvqjeycl8jmffjj5lwou">
+      <w:hyperlink w:history="1" r:id="rIdkvqnyqfr04tisppwavw9s">
         <w:r>
           <w:rPr>
             <w:rFonts w:ascii="Arial" w:cs="Arial" w:eastAsia="Arial" w:hAnsi="Arial"/>
@@ -326,7 +326,7 @@
         </w:rPr>
         <w:t xml:space="preserve"> numbers from </w:t>
       </w:r>
-      <w:hyperlink w:history="1" r:id="rIdx6xaikj7qs9ukn1psvw_o">
+      <w:hyperlink w:history="1" r:id="rIdcyo8vqrwaxpcgxh5h3vdg">
         <w:r>
           <w:rPr>
             <w:rFonts w:ascii="Arial" w:cs="Arial" w:eastAsia="Arial" w:hAnsi="Arial"/>

--- a/docs/2 - StreetTrack.docx
+++ b/docs/2 - StreetTrack.docx
@@ -50,7 +50,7 @@
         </w:rPr>
         <w:t xml:space="preserve">After </w:t>
       </w:r>
-      <w:hyperlink w:history="1" r:id="rIdkvqnyqfr04tisppwavw9s">
+      <w:hyperlink w:history="1" r:id="rIdqvsymvpqjsyz5stc4z2jc">
         <w:r>
           <w:rPr>
             <w:rFonts w:ascii="Arial" w:cs="Arial" w:eastAsia="Arial" w:hAnsi="Arial"/>
@@ -326,7 +326,7 @@
         </w:rPr>
         <w:t xml:space="preserve"> numbers from </w:t>
       </w:r>
-      <w:hyperlink w:history="1" r:id="rIdcyo8vqrwaxpcgxh5h3vdg">
+      <w:hyperlink w:history="1" r:id="rId0fi1uqbxyzloqhvmydxvo">
         <w:r>
           <w:rPr>
             <w:rFonts w:ascii="Arial" w:cs="Arial" w:eastAsia="Arial" w:hAnsi="Arial"/>

--- a/docs/2 - StreetTrack.docx
+++ b/docs/2 - StreetTrack.docx
@@ -32,7 +32,7 @@
         <w:rPr>
           <w:rFonts w:ascii="Arial" w:cs="Arial" w:eastAsia="Arial" w:hAnsi="Arial"/>
         </w:rPr>
-        <w:t xml:space="preserve">, and ask Street View for a new photo zoomed in on every truck it finds.</w:t>
+        <w:t xml:space="preserve"> (or people, bicycles, dogs… you choose), and ask Street View for a new photo zoomed in on everything it finds.</w:t>
       </w:r>
     </w:p>
     <w:p>
@@ -50,7 +50,7 @@
         </w:rPr>
         <w:t xml:space="preserve">After </w:t>
       </w:r>
-      <w:hyperlink w:history="1" r:id="rIdqvsymvpqjsyz5stc4z2jc">
+      <w:hyperlink w:history="1" r:id="rIddxlv4vv2u5bvfsk78zkuu">
         <w:r>
           <w:rPr>
             <w:rFonts w:ascii="Arial" w:cs="Arial" w:eastAsia="Arial" w:hAnsi="Arial"/>
@@ -130,7 +130,7 @@
         <w:rPr>
           <w:rFonts w:ascii="Arial" w:cs="Arial" w:eastAsia="Arial" w:hAnsi="Arial"/>
         </w:rPr>
-        <w:t xml:space="preserve">: a close-up photo of every truck (JPG)</w:t>
+        <w:t xml:space="preserve">: a close-up photo of every find (JPG)</w:t>
       </w:r>
     </w:p>
     <w:p>
@@ -153,7 +153,7 @@
         <w:rPr>
           <w:rFonts w:ascii="Arial" w:cs="Arial" w:eastAsia="Arial" w:hAnsi="Arial"/>
         </w:rPr>
-        <w:t xml:space="preserve">: the original photos with each truck marked in red</w:t>
+        <w:t xml:space="preserve">: the original photos with each find marked in red</w:t>
       </w:r>
     </w:p>
     <w:p>
@@ -170,13 +170,13 @@
           <w:sz w:val="20"/>
           <w:szCs w:val="20"/>
         </w:rPr>
-        <w:t xml:space="preserve">trucks.csv</w:t>
-      </w:r>
-      <w:r>
-        <w:rPr>
-          <w:rFonts w:ascii="Arial" w:cs="Arial" w:eastAsia="Arial" w:hAnsi="Arial"/>
-        </w:rPr>
-        <w:t xml:space="preserve">: a table with the date, place and direction of every truck, and a link that opens the spot in Google Maps (open it in Excel, Numbers or Google Sheets)</w:t>
+        <w:t xml:space="preserve">truck.csv</w:t>
+      </w:r>
+      <w:r>
+        <w:rPr>
+          <w:rFonts w:ascii="Arial" w:cs="Arial" w:eastAsia="Arial" w:hAnsi="Arial"/>
+        </w:rPr>
+        <w:t xml:space="preserve"> (named after what you looked for): a table with what, date, place and direction of every find, and a link that opens the spot in Google Maps (open it in Excel, Numbers or Google Sheets)</w:t>
       </w:r>
     </w:p>
     <w:p>
@@ -326,7 +326,7 @@
         </w:rPr>
         <w:t xml:space="preserve"> numbers from </w:t>
       </w:r>
-      <w:hyperlink w:history="1" r:id="rId0fi1uqbxyzloqhvmydxvo">
+      <w:hyperlink w:history="1" r:id="rIduqkhtozu9vdn38lj0v_of">
         <w:r>
           <w:rPr>
             <w:rFonts w:ascii="Arial" w:cs="Arial" w:eastAsia="Arial" w:hAnsi="Arial"/>
@@ -394,334 +394,97 @@
           <w:sz w:val="20"/>
           <w:szCs w:val="20"/>
         </w:rPr>
-        <w:t xml:space="preserve">MIN_CONFIDENCE</w:t>
-      </w:r>
-      <w:r>
-        <w:rPr>
-          <w:rFonts w:ascii="Arial" w:cs="Arial" w:eastAsia="Arial" w:hAnsi="Arial"/>
-        </w:rPr>
-        <w:t xml:space="preserve">: how sure the AI must be that it sees a truck (</w:t>
-      </w:r>
-      <w:r>
-        <w:rPr>
-          <w:rFonts w:ascii="Courier New" w:cs="Courier New" w:eastAsia="Courier New" w:hAnsi="Courier New"/>
-          <w:sz w:val="20"/>
-          <w:szCs w:val="20"/>
-        </w:rPr>
-        <w:t xml:space="preserve">0.5</w:t>
-      </w:r>
-      <w:r>
-        <w:rPr>
-          <w:rFonts w:ascii="Arial" w:cs="Arial" w:eastAsia="Arial" w:hAnsi="Arial"/>
-        </w:rPr>
-        <w:t xml:space="preserve"> = 50%). Lower = more trucks, but also more mistakes.</w:t>
-      </w:r>
-    </w:p>
-    <w:p>
-      <w:pPr>
-        <w:pStyle w:val="Heading1"/>
-      </w:pPr>
-      <w:r>
-        <w:rPr>
-          <w:rFonts w:ascii="Arial" w:cs="Arial" w:eastAsia="Arial" w:hAnsi="Arial"/>
-        </w:rPr>
-        <w:t xml:space="preserve">The steps</w:t>
-      </w:r>
-    </w:p>
-    <w:p>
-      <w:r>
-        <w:rPr>
-          <w:rFonts w:ascii="Arial" w:cs="Arial" w:eastAsia="Arial" w:hAnsi="Arial"/>
-        </w:rPr>
-        <w:t xml:space="preserve">In VS Code's terminal, go into the exercise folder once:</w:t>
-      </w:r>
-    </w:p>
-    <w:p>
-      <w:pPr>
-        <w:shd w:fill="F3F3F3" w:color="auto" w:val="clear"/>
-        <w:spacing w:after="160" w:before="80"/>
-        <w:ind w:left="200"/>
-      </w:pPr>
-      <w:r>
-        <w:rPr>
-          <w:rFonts w:ascii="Courier New" w:cs="Courier New" w:eastAsia="Courier New" w:hAnsi="Courier New"/>
-          <w:sz w:val="20"/>
-          <w:szCs w:val="20"/>
-        </w:rPr>
-        <w:t xml:space="preserve">cd 2-StreetTrack</w:t>
-      </w:r>
-    </w:p>
-    <w:p>
-      <w:pPr>
-        <w:pStyle w:val="Heading2"/>
-      </w:pPr>
-      <w:r>
-        <w:rPr>
-          <w:rFonts w:ascii="Arial" w:cs="Arial" w:eastAsia="Arial" w:hAnsi="Arial"/>
-          <w:highlight w:val="cyan"/>
-        </w:rPr>
-        <w:t xml:space="preserve">Step 1</w:t>
-      </w:r>
-      <w:r>
-        <w:rPr>
-          <w:rFonts w:ascii="Arial" w:cs="Arial" w:eastAsia="Arial" w:hAnsi="Arial"/>
-        </w:rPr>
-        <w:t xml:space="preserve">: find the panoramas</w:t>
-      </w:r>
-    </w:p>
-    <w:p>
-      <w:pPr>
-        <w:shd w:fill="F3F3F3" w:color="auto" w:val="clear"/>
-        <w:spacing w:after="160" w:before="80"/>
-        <w:ind w:left="200"/>
-      </w:pPr>
-      <w:r>
-        <w:rPr>
-          <w:rFonts w:ascii="Courier New" w:cs="Courier New" w:eastAsia="Courier New" w:hAnsi="Courier New"/>
-          <w:sz w:val="20"/>
-          <w:szCs w:val="20"/>
-        </w:rPr>
-        <w:t xml:space="preserve">node 1-find-panoramas.js</w:t>
-      </w:r>
-    </w:p>
-    <w:p>
-      <w:r>
-        <w:rPr>
-          <w:rFonts w:ascii="Arial" w:cs="Arial" w:eastAsia="Arial" w:hAnsi="Arial"/>
-        </w:rPr>
-        <w:t xml:space="preserve">A </w:t>
-      </w:r>
-      <w:r>
-        <w:rPr>
-          <w:rFonts w:ascii="Arial" w:cs="Arial" w:eastAsia="Arial" w:hAnsi="Arial"/>
-          <w:b/>
-          <w:bCs/>
-        </w:rPr>
-        <w:t xml:space="preserve">panorama</w:t>
-      </w:r>
-      <w:r>
-        <w:rPr>
-          <w:rFonts w:ascii="Arial" w:cs="Arial" w:eastAsia="Arial" w:hAnsi="Arial"/>
-        </w:rPr>
-        <w:t xml:space="preserve"> is one 360° photo from the Street View car. The script puts a point every few metres over the area and asks Google where the nearest panorama is (these questions are free). It prints how many it found and the months they were taken (about 230 for the Schlachthof, from 2010 to today).</w:t>
-      </w:r>
-    </w:p>
-    <w:p>
-      <w:pPr>
-        <w:pStyle w:val="Heading2"/>
-      </w:pPr>
-      <w:r>
-        <w:rPr>
-          <w:rFonts w:ascii="Arial" w:cs="Arial" w:eastAsia="Arial" w:hAnsi="Arial"/>
-          <w:highlight w:val="cyan"/>
-        </w:rPr>
-        <w:t xml:space="preserve">Step 2</w:t>
-      </w:r>
-      <w:r>
-        <w:rPr>
-          <w:rFonts w:ascii="Arial" w:cs="Arial" w:eastAsia="Arial" w:hAnsi="Arial"/>
-        </w:rPr>
-        <w:t xml:space="preserve">: download the photos</w:t>
-      </w:r>
-    </w:p>
-    <w:p>
-      <w:pPr>
-        <w:shd w:fill="F3F3F3" w:color="auto" w:val="clear"/>
-        <w:spacing w:after="160" w:before="80"/>
-        <w:ind w:left="200"/>
-      </w:pPr>
-      <w:r>
-        <w:rPr>
-          <w:rFonts w:ascii="Courier New" w:cs="Courier New" w:eastAsia="Courier New" w:hAnsi="Courier New"/>
-          <w:sz w:val="20"/>
-          <w:szCs w:val="20"/>
-        </w:rPr>
-        <w:t xml:space="preserve">node 2-download-photos.js</w:t>
-      </w:r>
-    </w:p>
-    <w:p>
-      <w:r>
-        <w:rPr>
-          <w:rFonts w:ascii="Arial" w:cs="Arial" w:eastAsia="Arial" w:hAnsi="Arial"/>
-        </w:rPr>
-        <w:t xml:space="preserve">From every panorama we download 4 photos: looking north, east, south and west (640 × 640 px). </w:t>
-      </w:r>
-      <w:r>
-        <w:rPr>
-          <w:rFonts w:ascii="Arial" w:cs="Arial" w:eastAsia="Arial" w:hAnsi="Arial"/>
-          <w:b/>
-          <w:bCs/>
-        </w:rPr>
-        <w:t xml:space="preserve">Look at `output/&lt;NAME&gt;/photos/`.</w:t>
-      </w:r>
-      <w:r>
-        <w:rPr>
-          <w:rFonts w:ascii="Arial" w:cs="Arial" w:eastAsia="Arial" w:hAnsi="Arial"/>
-        </w:rPr>
-        <w:t xml:space="preserve"> If the step stops halfway, run it again: photos already downloaded are skipped.</w:t>
-      </w:r>
-    </w:p>
-    <w:p>
-      <w:pPr>
-        <w:pStyle w:val="Heading2"/>
-      </w:pPr>
-      <w:r>
-        <w:rPr>
-          <w:rFonts w:ascii="Arial" w:cs="Arial" w:eastAsia="Arial" w:hAnsi="Arial"/>
-          <w:highlight w:val="cyan"/>
-        </w:rPr>
-        <w:t xml:space="preserve">Step 3</w:t>
-      </w:r>
-      <w:r>
-        <w:rPr>
-          <w:rFonts w:ascii="Arial" w:cs="Arial" w:eastAsia="Arial" w:hAnsi="Arial"/>
-        </w:rPr>
-        <w:t xml:space="preserve">: find the trucks</w:t>
-      </w:r>
-    </w:p>
-    <w:p>
-      <w:pPr>
-        <w:shd w:fill="F3F3F3" w:color="auto" w:val="clear"/>
-        <w:spacing w:after="160" w:before="80"/>
-        <w:ind w:left="200"/>
-      </w:pPr>
-      <w:r>
-        <w:rPr>
-          <w:rFonts w:ascii="Courier New" w:cs="Courier New" w:eastAsia="Courier New" w:hAnsi="Courier New"/>
-          <w:sz w:val="20"/>
-          <w:szCs w:val="20"/>
-        </w:rPr>
-        <w:t xml:space="preserve">node 3-find-trucks.js</w:t>
-      </w:r>
-    </w:p>
-    <w:p>
-      <w:r>
-        <w:rPr>
-          <w:rFonts w:ascii="Arial" w:cs="Arial" w:eastAsia="Arial" w:hAnsi="Arial"/>
-        </w:rPr>
-        <w:t xml:space="preserve">The AI model is called </w:t>
-      </w:r>
-      <w:r>
-        <w:rPr>
-          <w:rFonts w:ascii="Arial" w:cs="Arial" w:eastAsia="Arial" w:hAnsi="Arial"/>
-          <w:b/>
-          <w:bCs/>
-        </w:rPr>
-        <w:t xml:space="preserve">COCO-SSD</w:t>
-      </w:r>
-      <w:r>
-        <w:rPr>
-          <w:rFonts w:ascii="Arial" w:cs="Arial" w:eastAsia="Arial" w:hAnsi="Arial"/>
-        </w:rPr>
-        <w:t xml:space="preserve">. It was trained on thousands of labelled photos to recognise 80 kinds of things ("person", "bicycle", "car", "dog"… and "truck") and runs right here on your computer. The first time, it downloads the model (about 20 MB). It checks every photo (about 2 minutes for 900 photos) and saves the ones with trucks in </w:t>
-      </w:r>
-      <w:r>
-        <w:rPr>
-          <w:rFonts w:ascii="Courier New" w:cs="Courier New" w:eastAsia="Courier New" w:hAnsi="Courier New"/>
-          <w:sz w:val="20"/>
-          <w:szCs w:val="20"/>
-        </w:rPr>
-        <w:t xml:space="preserve">output/&lt;NAME&gt;/found/</w:t>
-      </w:r>
-      <w:r>
-        <w:rPr>
-          <w:rFonts w:ascii="Arial" w:cs="Arial" w:eastAsia="Arial" w:hAnsi="Arial"/>
-        </w:rPr>
-        <w:t xml:space="preserve">, with the truck marked in red. </w:t>
-      </w:r>
-      <w:r>
-        <w:rPr>
-          <w:rFonts w:ascii="Arial" w:cs="Arial" w:eastAsia="Arial" w:hAnsi="Arial"/>
-          <w:b/>
-          <w:bCs/>
-        </w:rPr>
-        <w:t xml:space="preserve">Look at them:</w:t>
-      </w:r>
-      <w:r>
-        <w:rPr>
-          <w:rFonts w:ascii="Arial" w:cs="Arial" w:eastAsia="Arial" w:hAnsi="Arial"/>
-        </w:rPr>
-        <w:t xml:space="preserve"> does it get it right? (Vans often count as trucks. Sometimes it's wrong.)</w:t>
-      </w:r>
-    </w:p>
-    <w:p>
-      <w:pPr>
-        <w:pStyle w:val="Heading2"/>
-      </w:pPr>
-      <w:r>
-        <w:rPr>
-          <w:rFonts w:ascii="Arial" w:cs="Arial" w:eastAsia="Arial" w:hAnsi="Arial"/>
-          <w:highlight w:val="cyan"/>
-        </w:rPr>
-        <w:t xml:space="preserve">Step 4</w:t>
-      </w:r>
-      <w:r>
-        <w:rPr>
-          <w:rFonts w:ascii="Arial" w:cs="Arial" w:eastAsia="Arial" w:hAnsi="Arial"/>
-        </w:rPr>
-        <w:t xml:space="preserve">: zoom in</w:t>
-      </w:r>
-    </w:p>
-    <w:p>
-      <w:pPr>
-        <w:shd w:fill="F3F3F3" w:color="auto" w:val="clear"/>
-        <w:spacing w:after="160" w:before="80"/>
-        <w:ind w:left="200"/>
-      </w:pPr>
-      <w:r>
-        <w:rPr>
-          <w:rFonts w:ascii="Courier New" w:cs="Courier New" w:eastAsia="Courier New" w:hAnsi="Courier New"/>
-          <w:sz w:val="20"/>
-          <w:szCs w:val="20"/>
-        </w:rPr>
-        <w:t xml:space="preserve">node 4-zoom-in.js</w:t>
-      </w:r>
-    </w:p>
-    <w:p>
-      <w:r>
-        <w:rPr>
-          <w:rFonts w:ascii="Arial" w:cs="Arial" w:eastAsia="Arial" w:hAnsi="Arial"/>
-        </w:rPr>
-        <w:t xml:space="preserve">For every truck the script works out, with a bit of trigonometry, in which direction the truck is seen from the car, and asks Street View for a new photo from the same spot, turned towards the truck, with a narrow view. That's a real zoom, not a blurry enlargement. </w:t>
-      </w:r>
-      <w:r>
-        <w:rPr>
-          <w:rFonts w:ascii="Arial" w:cs="Arial" w:eastAsia="Arial" w:hAnsi="Arial"/>
-          <w:b/>
-          <w:bCs/>
-        </w:rPr>
-        <w:t xml:space="preserve">Open `output/&lt;NAME&gt;/zoom/`</w:t>
-      </w:r>
-      <w:r>
-        <w:rPr>
-          <w:rFonts w:ascii="Arial" w:cs="Arial" w:eastAsia="Arial" w:hAnsi="Arial"/>
-        </w:rPr>
-        <w:t xml:space="preserve"> and </w:t>
-      </w:r>
-      <w:r>
-        <w:rPr>
-          <w:rFonts w:ascii="Courier New" w:cs="Courier New" w:eastAsia="Courier New" w:hAnsi="Courier New"/>
-          <w:sz w:val="20"/>
-          <w:szCs w:val="20"/>
-        </w:rPr>
-        <w:t xml:space="preserve">trucks.csv</w:t>
-      </w:r>
-      <w:r>
-        <w:rPr>
-          <w:rFonts w:ascii="Arial" w:cs="Arial" w:eastAsia="Arial" w:hAnsi="Arial"/>
-        </w:rPr>
-        <w:t xml:space="preserve"> (right-click → Reveal in Finder / File Explorer, then open it with Excel, Numbers or Google Sheets).</w:t>
-      </w:r>
-    </w:p>
-    <w:p>
-      <w:pPr>
-        <w:pStyle w:val="Heading1"/>
-      </w:pPr>
-      <w:r>
-        <w:rPr>
-          <w:rFonts w:ascii="Arial" w:cs="Arial" w:eastAsia="Arial" w:hAnsi="Arial"/>
-        </w:rPr>
-        <w:t xml:space="preserve">Try</w:t>
+        <w:t xml:space="preserve">LOOK_FOR</w:t>
+      </w:r>
+      <w:r>
+        <w:rPr>
+          <w:rFonts w:ascii="Arial" w:cs="Arial" w:eastAsia="Arial" w:hAnsi="Arial"/>
+        </w:rPr>
+        <w:t xml:space="preserve">: what to look for, e.g. </w:t>
+      </w:r>
+      <w:r>
+        <w:rPr>
+          <w:rFonts w:ascii="Courier New" w:cs="Courier New" w:eastAsia="Courier New" w:hAnsi="Courier New"/>
+          <w:sz w:val="20"/>
+          <w:szCs w:val="20"/>
+        </w:rPr>
+        <w:t xml:space="preserve">["truck"]</w:t>
+      </w:r>
+      <w:r>
+        <w:rPr>
+          <w:rFonts w:ascii="Arial" w:cs="Arial" w:eastAsia="Arial" w:hAnsi="Arial"/>
+        </w:rPr>
+        <w:t xml:space="preserve">, </w:t>
+      </w:r>
+      <w:r>
+        <w:rPr>
+          <w:rFonts w:ascii="Courier New" w:cs="Courier New" w:eastAsia="Courier New" w:hAnsi="Courier New"/>
+          <w:sz w:val="20"/>
+          <w:szCs w:val="20"/>
+        </w:rPr>
+        <w:t xml:space="preserve">["person"]</w:t>
+      </w:r>
+      <w:r>
+        <w:rPr>
+          <w:rFonts w:ascii="Arial" w:cs="Arial" w:eastAsia="Arial" w:hAnsi="Arial"/>
+        </w:rPr>
+        <w:t xml:space="preserve"> or </w:t>
+      </w:r>
+      <w:r>
+        <w:rPr>
+          <w:rFonts w:ascii="Courier New" w:cs="Courier New" w:eastAsia="Courier New" w:hAnsi="Courier New"/>
+          <w:sz w:val="20"/>
+          <w:szCs w:val="20"/>
+        </w:rPr>
+        <w:t xml:space="preserve">["truck", "bus", "car"]</w:t>
+      </w:r>
+      <w:r>
+        <w:rPr>
+          <w:rFonts w:ascii="Arial" w:cs="Arial" w:eastAsia="Arial" w:hAnsi="Arial"/>
+        </w:rPr>
+        <w:t xml:space="preserve">. The AI model knows 80 kinds of things: the full list is in </w:t>
+      </w:r>
+      <w:r>
+        <w:rPr>
+          <w:rFonts w:ascii="Courier New" w:cs="Courier New" w:eastAsia="Courier New" w:hAnsi="Courier New"/>
+          <w:sz w:val="20"/>
+          <w:szCs w:val="20"/>
+        </w:rPr>
+        <w:t xml:space="preserve">settings.js</w:t>
+      </w:r>
+      <w:r>
+        <w:rPr>
+          <w:rFonts w:ascii="Arial" w:cs="Arial" w:eastAsia="Arial" w:hAnsi="Arial"/>
+        </w:rPr>
+        <w:t xml:space="preserve">. Write them exactly like that (</w:t>
+      </w:r>
+      <w:r>
+        <w:rPr>
+          <w:rFonts w:ascii="Courier New" w:cs="Courier New" w:eastAsia="Courier New" w:hAnsi="Courier New"/>
+          <w:sz w:val="20"/>
+          <w:szCs w:val="20"/>
+        </w:rPr>
+        <w:t xml:space="preserve">"person"</w:t>
+      </w:r>
+      <w:r>
+        <w:rPr>
+          <w:rFonts w:ascii="Arial" w:cs="Arial" w:eastAsia="Arial" w:hAnsi="Arial"/>
+        </w:rPr>
+        <w:t xml:space="preserve">, not </w:t>
+      </w:r>
+      <w:r>
+        <w:rPr>
+          <w:rFonts w:ascii="Courier New" w:cs="Courier New" w:eastAsia="Courier New" w:hAnsi="Courier New"/>
+          <w:sz w:val="20"/>
+          <w:szCs w:val="20"/>
+        </w:rPr>
+        <w:t xml:space="preserve">"people"</w:t>
+      </w:r>
+      <w:r>
+        <w:rPr>
+          <w:rFonts w:ascii="Arial" w:cs="Arial" w:eastAsia="Arial" w:hAnsi="Arial"/>
+        </w:rPr>
+        <w:t xml:space="preserve">). After changing it you don't need to download the photos again: just run steps 3 and 4.</w:t>
       </w:r>
     </w:p>
     <w:p>
@@ -734,12 +497,6 @@
       </w:pPr>
       <w:r>
         <w:rPr>
-          <w:rFonts w:ascii="Arial" w:cs="Arial" w:eastAsia="Arial" w:hAnsi="Arial"/>
-        </w:rPr>
-        <w:t xml:space="preserve">Lower </w:t>
-      </w:r>
-      <w:r>
-        <w:rPr>
           <w:rFonts w:ascii="Courier New" w:cs="Courier New" w:eastAsia="Courier New" w:hAnsi="Courier New"/>
           <w:sz w:val="20"/>
           <w:szCs w:val="20"/>
@@ -750,21 +507,342 @@
         <w:rPr>
           <w:rFonts w:ascii="Arial" w:cs="Arial" w:eastAsia="Arial" w:hAnsi="Arial"/>
         </w:rPr>
-        <w:t xml:space="preserve"> to </w:t>
-      </w:r>
-      <w:r>
-        <w:rPr>
-          <w:rFonts w:ascii="Courier New" w:cs="Courier New" w:eastAsia="Courier New" w:hAnsi="Courier New"/>
-          <w:sz w:val="20"/>
-          <w:szCs w:val="20"/>
-        </w:rPr>
-        <w:t xml:space="preserve">0.3</w:t>
-      </w:r>
-      <w:r>
-        <w:rPr>
-          <w:rFonts w:ascii="Arial" w:cs="Arial" w:eastAsia="Arial" w:hAnsi="Arial"/>
-        </w:rPr>
-        <w:t xml:space="preserve">: what else does the model think is a truck?</w:t>
+        <w:t xml:space="preserve">: how sure the AI must be (</w:t>
+      </w:r>
+      <w:r>
+        <w:rPr>
+          <w:rFonts w:ascii="Courier New" w:cs="Courier New" w:eastAsia="Courier New" w:hAnsi="Courier New"/>
+          <w:sz w:val="20"/>
+          <w:szCs w:val="20"/>
+        </w:rPr>
+        <w:t xml:space="preserve">0.5</w:t>
+      </w:r>
+      <w:r>
+        <w:rPr>
+          <w:rFonts w:ascii="Arial" w:cs="Arial" w:eastAsia="Arial" w:hAnsi="Arial"/>
+        </w:rPr>
+        <w:t xml:space="preserve"> = 50%). Lower = more finds, but also more mistakes.</w:t>
+      </w:r>
+    </w:p>
+    <w:p>
+      <w:pPr>
+        <w:pStyle w:val="Heading1"/>
+      </w:pPr>
+      <w:r>
+        <w:rPr>
+          <w:rFonts w:ascii="Arial" w:cs="Arial" w:eastAsia="Arial" w:hAnsi="Arial"/>
+        </w:rPr>
+        <w:t xml:space="preserve">The steps</w:t>
+      </w:r>
+    </w:p>
+    <w:p>
+      <w:r>
+        <w:rPr>
+          <w:rFonts w:ascii="Arial" w:cs="Arial" w:eastAsia="Arial" w:hAnsi="Arial"/>
+        </w:rPr>
+        <w:t xml:space="preserve">In VS Code's terminal, go into the exercise folder once:</w:t>
+      </w:r>
+    </w:p>
+    <w:p>
+      <w:pPr>
+        <w:shd w:fill="F3F3F3" w:color="auto" w:val="clear"/>
+        <w:spacing w:after="160" w:before="80"/>
+        <w:ind w:left="200"/>
+      </w:pPr>
+      <w:r>
+        <w:rPr>
+          <w:rFonts w:ascii="Courier New" w:cs="Courier New" w:eastAsia="Courier New" w:hAnsi="Courier New"/>
+          <w:sz w:val="20"/>
+          <w:szCs w:val="20"/>
+        </w:rPr>
+        <w:t xml:space="preserve">cd 2-StreetTrack</w:t>
+      </w:r>
+    </w:p>
+    <w:p>
+      <w:pPr>
+        <w:pStyle w:val="Heading2"/>
+      </w:pPr>
+      <w:r>
+        <w:rPr>
+          <w:rFonts w:ascii="Arial" w:cs="Arial" w:eastAsia="Arial" w:hAnsi="Arial"/>
+          <w:highlight w:val="cyan"/>
+        </w:rPr>
+        <w:t xml:space="preserve">Step 1</w:t>
+      </w:r>
+      <w:r>
+        <w:rPr>
+          <w:rFonts w:ascii="Arial" w:cs="Arial" w:eastAsia="Arial" w:hAnsi="Arial"/>
+        </w:rPr>
+        <w:t xml:space="preserve">: find the panoramas</w:t>
+      </w:r>
+    </w:p>
+    <w:p>
+      <w:pPr>
+        <w:shd w:fill="F3F3F3" w:color="auto" w:val="clear"/>
+        <w:spacing w:after="160" w:before="80"/>
+        <w:ind w:left="200"/>
+      </w:pPr>
+      <w:r>
+        <w:rPr>
+          <w:rFonts w:ascii="Courier New" w:cs="Courier New" w:eastAsia="Courier New" w:hAnsi="Courier New"/>
+          <w:sz w:val="20"/>
+          <w:szCs w:val="20"/>
+        </w:rPr>
+        <w:t xml:space="preserve">node 1-find-panoramas.js</w:t>
+      </w:r>
+    </w:p>
+    <w:p>
+      <w:r>
+        <w:rPr>
+          <w:rFonts w:ascii="Arial" w:cs="Arial" w:eastAsia="Arial" w:hAnsi="Arial"/>
+        </w:rPr>
+        <w:t xml:space="preserve">A </w:t>
+      </w:r>
+      <w:r>
+        <w:rPr>
+          <w:rFonts w:ascii="Arial" w:cs="Arial" w:eastAsia="Arial" w:hAnsi="Arial"/>
+          <w:b/>
+          <w:bCs/>
+        </w:rPr>
+        <w:t xml:space="preserve">panorama</w:t>
+      </w:r>
+      <w:r>
+        <w:rPr>
+          <w:rFonts w:ascii="Arial" w:cs="Arial" w:eastAsia="Arial" w:hAnsi="Arial"/>
+        </w:rPr>
+        <w:t xml:space="preserve"> is one 360° photo from the Street View car. The script puts a point every few metres over the area and asks Google where the nearest panorama is (these questions are free). It prints how many it found and the months they were taken (about 230 for the Schlachthof, from 2010 to today).</w:t>
+      </w:r>
+    </w:p>
+    <w:p>
+      <w:pPr>
+        <w:pStyle w:val="Heading2"/>
+      </w:pPr>
+      <w:r>
+        <w:rPr>
+          <w:rFonts w:ascii="Arial" w:cs="Arial" w:eastAsia="Arial" w:hAnsi="Arial"/>
+          <w:highlight w:val="cyan"/>
+        </w:rPr>
+        <w:t xml:space="preserve">Step 2</w:t>
+      </w:r>
+      <w:r>
+        <w:rPr>
+          <w:rFonts w:ascii="Arial" w:cs="Arial" w:eastAsia="Arial" w:hAnsi="Arial"/>
+        </w:rPr>
+        <w:t xml:space="preserve">: download the photos</w:t>
+      </w:r>
+    </w:p>
+    <w:p>
+      <w:pPr>
+        <w:shd w:fill="F3F3F3" w:color="auto" w:val="clear"/>
+        <w:spacing w:after="160" w:before="80"/>
+        <w:ind w:left="200"/>
+      </w:pPr>
+      <w:r>
+        <w:rPr>
+          <w:rFonts w:ascii="Courier New" w:cs="Courier New" w:eastAsia="Courier New" w:hAnsi="Courier New"/>
+          <w:sz w:val="20"/>
+          <w:szCs w:val="20"/>
+        </w:rPr>
+        <w:t xml:space="preserve">node 2-download-photos.js</w:t>
+      </w:r>
+    </w:p>
+    <w:p>
+      <w:r>
+        <w:rPr>
+          <w:rFonts w:ascii="Arial" w:cs="Arial" w:eastAsia="Arial" w:hAnsi="Arial"/>
+        </w:rPr>
+        <w:t xml:space="preserve">From every panorama we download 4 photos: looking north, east, south and west (640 × 640 px). </w:t>
+      </w:r>
+      <w:r>
+        <w:rPr>
+          <w:rFonts w:ascii="Arial" w:cs="Arial" w:eastAsia="Arial" w:hAnsi="Arial"/>
+          <w:b/>
+          <w:bCs/>
+        </w:rPr>
+        <w:t xml:space="preserve">Look at `output/&lt;NAME&gt;/photos/`.</w:t>
+      </w:r>
+      <w:r>
+        <w:rPr>
+          <w:rFonts w:ascii="Arial" w:cs="Arial" w:eastAsia="Arial" w:hAnsi="Arial"/>
+        </w:rPr>
+        <w:t xml:space="preserve"> If the step stops halfway, run it again: photos already downloaded are skipped.</w:t>
+      </w:r>
+    </w:p>
+    <w:p>
+      <w:pPr>
+        <w:pStyle w:val="Heading2"/>
+      </w:pPr>
+      <w:r>
+        <w:rPr>
+          <w:rFonts w:ascii="Arial" w:cs="Arial" w:eastAsia="Arial" w:hAnsi="Arial"/>
+          <w:highlight w:val="cyan"/>
+        </w:rPr>
+        <w:t xml:space="preserve">Step 3</w:t>
+      </w:r>
+      <w:r>
+        <w:rPr>
+          <w:rFonts w:ascii="Arial" w:cs="Arial" w:eastAsia="Arial" w:hAnsi="Arial"/>
+        </w:rPr>
+        <w:t xml:space="preserve">: find what you're looking for</w:t>
+      </w:r>
+    </w:p>
+    <w:p>
+      <w:pPr>
+        <w:shd w:fill="F3F3F3" w:color="auto" w:val="clear"/>
+        <w:spacing w:after="160" w:before="80"/>
+        <w:ind w:left="200"/>
+      </w:pPr>
+      <w:r>
+        <w:rPr>
+          <w:rFonts w:ascii="Courier New" w:cs="Courier New" w:eastAsia="Courier New" w:hAnsi="Courier New"/>
+          <w:sz w:val="20"/>
+          <w:szCs w:val="20"/>
+        </w:rPr>
+        <w:t xml:space="preserve">node 3-find-things.js</w:t>
+      </w:r>
+    </w:p>
+    <w:p>
+      <w:r>
+        <w:rPr>
+          <w:rFonts w:ascii="Arial" w:cs="Arial" w:eastAsia="Arial" w:hAnsi="Arial"/>
+        </w:rPr>
+        <w:t xml:space="preserve">The AI model is called </w:t>
+      </w:r>
+      <w:r>
+        <w:rPr>
+          <w:rFonts w:ascii="Arial" w:cs="Arial" w:eastAsia="Arial" w:hAnsi="Arial"/>
+          <w:b/>
+          <w:bCs/>
+        </w:rPr>
+        <w:t xml:space="preserve">COCO-SSD</w:t>
+      </w:r>
+      <w:r>
+        <w:rPr>
+          <w:rFonts w:ascii="Arial" w:cs="Arial" w:eastAsia="Arial" w:hAnsi="Arial"/>
+        </w:rPr>
+        <w:t xml:space="preserve">. It was trained on thousands of labelled photos to recognise 80 kinds of things ("person", "bicycle", "car", "dog"… and "truck") and runs right here on your computer. The first time, it downloads the model (about 20 MB). For every photo the model answers with a list of what it sees: what it is, how sure it is (e.g. 83%) and a box around it. The script keeps only the things in </w:t>
+      </w:r>
+      <w:r>
+        <w:rPr>
+          <w:rFonts w:ascii="Courier New" w:cs="Courier New" w:eastAsia="Courier New" w:hAnsi="Courier New"/>
+          <w:sz w:val="20"/>
+          <w:szCs w:val="20"/>
+        </w:rPr>
+        <w:t xml:space="preserve">LOOK_FOR</w:t>
+      </w:r>
+      <w:r>
+        <w:rPr>
+          <w:rFonts w:ascii="Arial" w:cs="Arial" w:eastAsia="Arial" w:hAnsi="Arial"/>
+        </w:rPr>
+        <w:t xml:space="preserve">. It checks every photo (about 2 minutes for 900 photos) and saves the ones with a find in </w:t>
+      </w:r>
+      <w:r>
+        <w:rPr>
+          <w:rFonts w:ascii="Courier New" w:cs="Courier New" w:eastAsia="Courier New" w:hAnsi="Courier New"/>
+          <w:sz w:val="20"/>
+          <w:szCs w:val="20"/>
+        </w:rPr>
+        <w:t xml:space="preserve">output/&lt;NAME&gt;/found/</w:t>
+      </w:r>
+      <w:r>
+        <w:rPr>
+          <w:rFonts w:ascii="Arial" w:cs="Arial" w:eastAsia="Arial" w:hAnsi="Arial"/>
+        </w:rPr>
+        <w:t xml:space="preserve">, with each find marked in red. </w:t>
+      </w:r>
+      <w:r>
+        <w:rPr>
+          <w:rFonts w:ascii="Arial" w:cs="Arial" w:eastAsia="Arial" w:hAnsi="Arial"/>
+          <w:b/>
+          <w:bCs/>
+        </w:rPr>
+        <w:t xml:space="preserve">Look at them:</w:t>
+      </w:r>
+      <w:r>
+        <w:rPr>
+          <w:rFonts w:ascii="Arial" w:cs="Arial" w:eastAsia="Arial" w:hAnsi="Arial"/>
+        </w:rPr>
+        <w:t xml:space="preserve"> does it get it right? (Vans often count as trucks. Sometimes it's wrong.)</w:t>
+      </w:r>
+    </w:p>
+    <w:p>
+      <w:pPr>
+        <w:pStyle w:val="Heading2"/>
+      </w:pPr>
+      <w:r>
+        <w:rPr>
+          <w:rFonts w:ascii="Arial" w:cs="Arial" w:eastAsia="Arial" w:hAnsi="Arial"/>
+          <w:highlight w:val="cyan"/>
+        </w:rPr>
+        <w:t xml:space="preserve">Step 4</w:t>
+      </w:r>
+      <w:r>
+        <w:rPr>
+          <w:rFonts w:ascii="Arial" w:cs="Arial" w:eastAsia="Arial" w:hAnsi="Arial"/>
+        </w:rPr>
+        <w:t xml:space="preserve">: zoom in</w:t>
+      </w:r>
+    </w:p>
+    <w:p>
+      <w:pPr>
+        <w:shd w:fill="F3F3F3" w:color="auto" w:val="clear"/>
+        <w:spacing w:after="160" w:before="80"/>
+        <w:ind w:left="200"/>
+      </w:pPr>
+      <w:r>
+        <w:rPr>
+          <w:rFonts w:ascii="Courier New" w:cs="Courier New" w:eastAsia="Courier New" w:hAnsi="Courier New"/>
+          <w:sz w:val="20"/>
+          <w:szCs w:val="20"/>
+        </w:rPr>
+        <w:t xml:space="preserve">node 4-zoom-in.js</w:t>
+      </w:r>
+    </w:p>
+    <w:p>
+      <w:r>
+        <w:rPr>
+          <w:rFonts w:ascii="Arial" w:cs="Arial" w:eastAsia="Arial" w:hAnsi="Arial"/>
+        </w:rPr>
+        <w:t xml:space="preserve">For every find the script works out, with a bit of trigonometry, in which direction it is seen from the car, and asks Street View for a new photo from the same spot, turned towards it, with a narrow view. That's a real zoom, not a blurry enlargement. </w:t>
+      </w:r>
+      <w:r>
+        <w:rPr>
+          <w:rFonts w:ascii="Arial" w:cs="Arial" w:eastAsia="Arial" w:hAnsi="Arial"/>
+          <w:b/>
+          <w:bCs/>
+        </w:rPr>
+        <w:t xml:space="preserve">Open `output/&lt;NAME&gt;/zoom/`</w:t>
+      </w:r>
+      <w:r>
+        <w:rPr>
+          <w:rFonts w:ascii="Arial" w:cs="Arial" w:eastAsia="Arial" w:hAnsi="Arial"/>
+        </w:rPr>
+        <w:t xml:space="preserve"> and the </w:t>
+      </w:r>
+      <w:r>
+        <w:rPr>
+          <w:rFonts w:ascii="Courier New" w:cs="Courier New" w:eastAsia="Courier New" w:hAnsi="Courier New"/>
+          <w:sz w:val="20"/>
+          <w:szCs w:val="20"/>
+        </w:rPr>
+        <w:t xml:space="preserve">.csv</w:t>
+      </w:r>
+      <w:r>
+        <w:rPr>
+          <w:rFonts w:ascii="Arial" w:cs="Arial" w:eastAsia="Arial" w:hAnsi="Arial"/>
+        </w:rPr>
+        <w:t xml:space="preserve"> table (right-click → Reveal in Finder / File Explorer, then open it with Excel, Numbers or Google Sheets).</w:t>
+      </w:r>
+    </w:p>
+    <w:p>
+      <w:pPr>
+        <w:pStyle w:val="Heading1"/>
+      </w:pPr>
+      <w:r>
+        <w:rPr>
+          <w:rFonts w:ascii="Arial" w:cs="Arial" w:eastAsia="Arial" w:hAnsi="Arial"/>
+        </w:rPr>
+        <w:t xml:space="preserve">Try</w:t>
       </w:r>
     </w:p>
     <w:p>
@@ -779,29 +857,15 @@
         <w:rPr>
           <w:rFonts w:ascii="Arial" w:cs="Arial" w:eastAsia="Arial" w:hAnsi="Arial"/>
         </w:rPr>
-        <w:t xml:space="preserve">In </w:t>
-      </w:r>
-      <w:r>
-        <w:rPr>
-          <w:rFonts w:ascii="Courier New" w:cs="Courier New" w:eastAsia="Courier New" w:hAnsi="Courier New"/>
-          <w:sz w:val="20"/>
-          <w:szCs w:val="20"/>
-        </w:rPr>
-        <w:t xml:space="preserve">3-find-trucks.js</w:t>
-      </w:r>
-      <w:r>
-        <w:rPr>
-          <w:rFonts w:ascii="Arial" w:cs="Arial" w:eastAsia="Arial" w:hAnsi="Arial"/>
-        </w:rPr>
-        <w:t xml:space="preserve">, change </w:t>
-      </w:r>
-      <w:r>
-        <w:rPr>
-          <w:rFonts w:ascii="Courier New" w:cs="Courier New" w:eastAsia="Courier New" w:hAnsi="Courier New"/>
-          <w:sz w:val="20"/>
-          <w:szCs w:val="20"/>
-        </w:rPr>
-        <w:t xml:space="preserve">"truck"</w:t>
+        <w:t xml:space="preserve">Lower </w:t>
+      </w:r>
+      <w:r>
+        <w:rPr>
+          <w:rFonts w:ascii="Courier New" w:cs="Courier New" w:eastAsia="Courier New" w:hAnsi="Courier New"/>
+          <w:sz w:val="20"/>
+          <w:szCs w:val="20"/>
+        </w:rPr>
+        <w:t xml:space="preserve">MIN_CONFIDENCE</w:t>
       </w:r>
       <w:r>
         <w:rPr>
@@ -815,55 +879,13 @@
           <w:sz w:val="20"/>
           <w:szCs w:val="20"/>
         </w:rPr>
-        <w:t xml:space="preserve">"person"</w:t>
-      </w:r>
-      <w:r>
-        <w:rPr>
-          <w:rFonts w:ascii="Arial" w:cs="Arial" w:eastAsia="Arial" w:hAnsi="Arial"/>
-        </w:rPr>
-        <w:t xml:space="preserve">, </w:t>
-      </w:r>
-      <w:r>
-        <w:rPr>
-          <w:rFonts w:ascii="Courier New" w:cs="Courier New" w:eastAsia="Courier New" w:hAnsi="Courier New"/>
-          <w:sz w:val="20"/>
-          <w:szCs w:val="20"/>
-        </w:rPr>
-        <w:t xml:space="preserve">"bicycle"</w:t>
-      </w:r>
-      <w:r>
-        <w:rPr>
-          <w:rFonts w:ascii="Arial" w:cs="Arial" w:eastAsia="Arial" w:hAnsi="Arial"/>
-        </w:rPr>
-        <w:t xml:space="preserve">, </w:t>
-      </w:r>
-      <w:r>
-        <w:rPr>
-          <w:rFonts w:ascii="Courier New" w:cs="Courier New" w:eastAsia="Courier New" w:hAnsi="Courier New"/>
-          <w:sz w:val="20"/>
-          <w:szCs w:val="20"/>
-        </w:rPr>
-        <w:t xml:space="preserve">"car"</w:t>
-      </w:r>
-      <w:r>
-        <w:rPr>
-          <w:rFonts w:ascii="Arial" w:cs="Arial" w:eastAsia="Arial" w:hAnsi="Arial"/>
-        </w:rPr>
-        <w:t xml:space="preserve"> or </w:t>
-      </w:r>
-      <w:r>
-        <w:rPr>
-          <w:rFonts w:ascii="Courier New" w:cs="Courier New" w:eastAsia="Courier New" w:hAnsi="Courier New"/>
-          <w:sz w:val="20"/>
-          <w:szCs w:val="20"/>
-        </w:rPr>
-        <w:t xml:space="preserve">"bus"</w:t>
-      </w:r>
-      <w:r>
-        <w:rPr>
-          <w:rFonts w:ascii="Arial" w:cs="Arial" w:eastAsia="Arial" w:hAnsi="Arial"/>
-        </w:rPr>
-        <w:t xml:space="preserve">.</w:t>
+        <w:t xml:space="preserve">0.3</w:t>
+      </w:r>
+      <w:r>
+        <w:rPr>
+          <w:rFonts w:ascii="Arial" w:cs="Arial" w:eastAsia="Arial" w:hAnsi="Arial"/>
+        </w:rPr>
+        <w:t xml:space="preserve">: what else does the model think is a truck?</w:t>
       </w:r>
     </w:p>
     <w:p>
@@ -878,7 +900,77 @@
         <w:rPr>
           <w:rFonts w:ascii="Arial" w:cs="Arial" w:eastAsia="Arial" w:hAnsi="Arial"/>
         </w:rPr>
-        <w:t xml:space="preserve">Another area: the train station, an industrial zone, your street.</w:t>
+        <w:t xml:space="preserve">Change </w:t>
+      </w:r>
+      <w:r>
+        <w:rPr>
+          <w:rFonts w:ascii="Courier New" w:cs="Courier New" w:eastAsia="Courier New" w:hAnsi="Courier New"/>
+          <w:sz w:val="20"/>
+          <w:szCs w:val="20"/>
+        </w:rPr>
+        <w:t xml:space="preserve">LOOK_FOR</w:t>
+      </w:r>
+      <w:r>
+        <w:rPr>
+          <w:rFonts w:ascii="Arial" w:cs="Arial" w:eastAsia="Arial" w:hAnsi="Arial"/>
+        </w:rPr>
+        <w:t xml:space="preserve"> to </w:t>
+      </w:r>
+      <w:r>
+        <w:rPr>
+          <w:rFonts w:ascii="Courier New" w:cs="Courier New" w:eastAsia="Courier New" w:hAnsi="Courier New"/>
+          <w:sz w:val="20"/>
+          <w:szCs w:val="20"/>
+        </w:rPr>
+        <w:t xml:space="preserve">["person"]</w:t>
+      </w:r>
+      <w:r>
+        <w:rPr>
+          <w:rFonts w:ascii="Arial" w:cs="Arial" w:eastAsia="Arial" w:hAnsi="Arial"/>
+        </w:rPr>
+        <w:t xml:space="preserve">, </w:t>
+      </w:r>
+      <w:r>
+        <w:rPr>
+          <w:rFonts w:ascii="Courier New" w:cs="Courier New" w:eastAsia="Courier New" w:hAnsi="Courier New"/>
+          <w:sz w:val="20"/>
+          <w:szCs w:val="20"/>
+        </w:rPr>
+        <w:t xml:space="preserve">["bicycle"]</w:t>
+      </w:r>
+      <w:r>
+        <w:rPr>
+          <w:rFonts w:ascii="Arial" w:cs="Arial" w:eastAsia="Arial" w:hAnsi="Arial"/>
+        </w:rPr>
+        <w:t xml:space="preserve">, </w:t>
+      </w:r>
+      <w:r>
+        <w:rPr>
+          <w:rFonts w:ascii="Courier New" w:cs="Courier New" w:eastAsia="Courier New" w:hAnsi="Courier New"/>
+          <w:sz w:val="20"/>
+          <w:szCs w:val="20"/>
+        </w:rPr>
+        <w:t xml:space="preserve">["traffic light"]</w:t>
+      </w:r>
+      <w:r>
+        <w:rPr>
+          <w:rFonts w:ascii="Arial" w:cs="Arial" w:eastAsia="Arial" w:hAnsi="Arial"/>
+        </w:rPr>
+        <w:t xml:space="preserve"> or </w:t>
+      </w:r>
+      <w:r>
+        <w:rPr>
+          <w:rFonts w:ascii="Courier New" w:cs="Courier New" w:eastAsia="Courier New" w:hAnsi="Courier New"/>
+          <w:sz w:val="20"/>
+          <w:szCs w:val="20"/>
+        </w:rPr>
+        <w:t xml:space="preserve">["dog"]</w:t>
+      </w:r>
+      <w:r>
+        <w:rPr>
+          <w:rFonts w:ascii="Arial" w:cs="Arial" w:eastAsia="Arial" w:hAnsi="Arial"/>
+        </w:rPr>
+        <w:t xml:space="preserve">, and run steps 3 and 4 again. (Google blurs faces in its own photos, but not always in photos shared by private users: don't publish photos where people can be recognised.)</w:t>
       </w:r>
     </w:p>
     <w:p>
@@ -893,6 +985,21 @@
         <w:rPr>
           <w:rFonts w:ascii="Arial" w:cs="Arial" w:eastAsia="Arial" w:hAnsi="Arial"/>
         </w:rPr>
+        <w:t xml:space="preserve">Another area: the train station, an industrial zone, your street.</w:t>
+      </w:r>
+    </w:p>
+    <w:p>
+      <w:pPr>
+        <w:pStyle w:val="ListParagraph"/>
+        <w:numPr>
+          <w:ilvl w:val="0"/>
+          <w:numId w:val="2"/>
+        </w:numPr>
+      </w:pPr>
+      <w:r>
+        <w:rPr>
+          <w:rFonts w:ascii="Arial" w:cs="Arial" w:eastAsia="Arial" w:hAnsi="Arial"/>
+        </w:rPr>
         <w:t xml:space="preserve">Look at the dates in </w:t>
       </w:r>
       <w:r>
@@ -901,7 +1008,7 @@
           <w:sz w:val="20"/>
           <w:szCs w:val="20"/>
         </w:rPr>
-        <w:t xml:space="preserve">trucks.csv</w:t>
+        <w:t xml:space="preserve">truck.csv</w:t>
       </w:r>
       <w:r>
         <w:rPr>
